--- a/zaini_case_audit_output/outputs/word/documents/169_ملخص الشكوى لولي العهد.docx
+++ b/zaini_case_audit_output/outputs/word/documents/169_ملخص الشكوى لولي العهد.docx
@@ -70,40 +70,37 @@
     <w:p/>
     <w:p>
       <w:pPr>
+        <w:pStyle w:val="Heading2"/>
         <w:jc w:val="right"/>
         <w:bidi/>
       </w:pPr>
       <w:r>
-        <w:rPr>
-          <w:b w:val="0"/>
-          <w:i w:val="0"/>
-        </w:rPr>
+        <w:t>[المتن الفعلي: الوقائع / الأسباب / المنطوق] ===</w:t>
+        <w:br/>
         <w:t>الموضوع ( 100 حرف ) :</w:t>
       </w:r>
     </w:p>
     <w:p>
       <w:pPr>
+        <w:pStyle w:val="Heading2"/>
         <w:jc w:val="right"/>
         <w:bidi/>
       </w:pPr>
       <w:r>
-        <w:rPr>
-          <w:b w:val="0"/>
-          <w:i w:val="0"/>
-        </w:rPr>
+        <w:t>[المُرسَل إليه / المخاطَب والتحية] ===</w:t>
+        <w:br/>
         <w:t>شكوى ضد رئيس وأعضاء دائرة الاستئناف الثانية بالمحكمة التجارية بجدة للقضية رقم 42824717</w:t>
       </w:r>
     </w:p>
     <w:p>
       <w:pPr>
+        <w:pStyle w:val="Heading2"/>
         <w:jc w:val="right"/>
         <w:bidi/>
       </w:pPr>
       <w:r>
-        <w:rPr>
-          <w:b w:val="0"/>
-          <w:i w:val="0"/>
-        </w:rPr>
+        <w:t>[المتن الفعلي: الوقائع / الأسباب / المنطوق] ===</w:t>
+        <w:br/>
         <w:t>الموضوع / شكوى ضد رئيس وأعضاء دائرة الاستئناف الثانية بالمحكمة التجارية بجدة الصادر عنها صك الحكم رقم( 4530241622) وتاريخ 13/03/1445هـ في القضية رقم ( 42824717)</w:t>
       </w:r>
     </w:p>

--- a/zaini_case_audit_output/outputs/word/documents/169_ملخص الشكوى لولي العهد.docx
+++ b/zaini_case_audit_output/outputs/word/documents/169_ملخص الشكوى لولي العهد.docx
@@ -51,20 +51,6 @@
           <w:i/>
         </w:rPr>
         <w:t>[مخرج آلي / Script Output - سماوي]  [مخرج آلي يحتاج مراجعة بشرية - وردي]</w:t>
-      </w:r>
-    </w:p>
-    <w:p>
-      <w:pPr>
-        <w:jc w:val="right"/>
-        <w:bidi/>
-      </w:pPr>
-      <w:r>
-        <w:rPr>
-          <w:b w:val="0"/>
-          <w:i/>
-          <w:color w:val="C00000"/>
-        </w:rPr>
-        <w:t>[نص ممسوح OCR صُحِّح ترتيبه آلياً — قد يحتوي أخطاء طفيفة]</w:t>
       </w:r>
     </w:p>
     <w:p/>
@@ -197,15 +183,14 @@
     </w:p>
     <w:p>
       <w:pPr>
+        <w:pStyle w:val="Heading2"/>
         <w:jc w:val="right"/>
         <w:bidi/>
       </w:pPr>
       <w:r>
-        <w:rPr>
-          <w:b w:val="0"/>
-          <w:i w:val="0"/>
-        </w:rPr>
-        <w:t>.ذيفنتلا فقوب اهرارق ذاختاب ايلعلا ةمكحملا هيجوتو،ةيعرش تافلاخم نم مكحلا باش امل ىرخأ فانئتسا ةرئادل ًالماك ةيضقلا فلم ليوحتو هتساردل ايلعلا ةمكحملل اذه يباطخ ةلاحإب هيجوتلا :ميركلا مكومس نم سمتلأ</w:t>
+        <w:t>[الطلبات / المرفقات] ===</w:t>
+        <w:br/>
+        <w:t>ألتمس من سموكم الكريم: التوجيه بإحالة خطابي هذا للمحكمة العليا لدراسته وتحويل ملف القضية كاملاً لدائرة استئناف أخرى لما شاب الحكم من مخالفات شرعية،وتوجيه المحكمة العليا باتخاذ قرارها بوقف التنفيذ.</w:t>
       </w:r>
     </w:p>
     <w:sectPr>
